--- a/templates/common-paper-cc-by-4.0/common-paper-cloud-service-agreement/template.docx
+++ b/templates/common-paper-cc-by-4.0/common-paper-cloud-service-agreement/template.docx
@@ -2878,6 +2878,11 @@
               </w:rPr>
             </w:pPr>
             <w:r>
+              <w:rPr>
+                <w:rFonts w:ascii="Arial" w:eastAsia="Arial" w:hAnsi="Arial" w:cs="Arial"/>
+                <w:sz w:val="18"/>
+                <w:szCs w:val="18"/>
+              </w:rPr>
               <w:t>{provider_signatory_name}</w:t>
             </w:r>
           </w:p>
@@ -2931,6 +2936,11 @@
               </w:rPr>
             </w:pPr>
             <w:r>
+              <w:rPr>
+                <w:rFonts w:ascii="Arial" w:eastAsia="Arial" w:hAnsi="Arial" w:cs="Arial"/>
+                <w:sz w:val="18"/>
+                <w:szCs w:val="18"/>
+              </w:rPr>
               <w:t>{customer_signatory_name}</w:t>
             </w:r>
           </w:p>
@@ -2996,6 +3006,11 @@
               </w:rPr>
             </w:pPr>
             <w:r>
+              <w:rPr>
+                <w:rFonts w:ascii="Arial" w:eastAsia="Arial" w:hAnsi="Arial" w:cs="Arial"/>
+                <w:sz w:val="18"/>
+                <w:szCs w:val="18"/>
+              </w:rPr>
               <w:t>{provider_signatory_title_display}</w:t>
             </w:r>
           </w:p>
@@ -3049,6 +3064,11 @@
               </w:rPr>
             </w:pPr>
             <w:r>
+              <w:rPr>
+                <w:rFonts w:ascii="Arial" w:eastAsia="Arial" w:hAnsi="Arial" w:cs="Arial"/>
+                <w:sz w:val="18"/>
+                <w:szCs w:val="18"/>
+              </w:rPr>
               <w:t>{customer_signatory_title_display}</w:t>
             </w:r>
           </w:p>
@@ -3136,6 +3156,11 @@
               </w:rPr>
             </w:pPr>
             <w:r>
+              <w:rPr>
+                <w:rFonts w:ascii="Arial" w:eastAsia="Arial" w:hAnsi="Arial" w:cs="Arial"/>
+                <w:sz w:val="18"/>
+                <w:szCs w:val="18"/>
+              </w:rPr>
               <w:t>{provider_signatory_email}</w:t>
             </w:r>
           </w:p>
@@ -3189,6 +3214,11 @@
               </w:rPr>
             </w:pPr>
             <w:r>
+              <w:rPr>
+                <w:rFonts w:ascii="Arial" w:eastAsia="Arial" w:hAnsi="Arial" w:cs="Arial"/>
+                <w:sz w:val="18"/>
+                <w:szCs w:val="18"/>
+              </w:rPr>
               <w:t>{customer_signatory_email}</w:t>
             </w:r>
           </w:p>
@@ -5975,6 +6005,11 @@
               </w:rPr>
             </w:pPr>
             <w:r>
+              <w:rPr>
+                <w:rFonts w:ascii="Arial" w:eastAsia="Arial" w:hAnsi="Arial" w:cs="Arial"/>
+                <w:sz w:val="18"/>
+                <w:szCs w:val="18"/>
+              </w:rPr>
               <w:t>{provider_signatory_name}</w:t>
             </w:r>
           </w:p>
@@ -6028,6 +6063,11 @@
               </w:rPr>
             </w:pPr>
             <w:r>
+              <w:rPr>
+                <w:rFonts w:ascii="Arial" w:eastAsia="Arial" w:hAnsi="Arial" w:cs="Arial"/>
+                <w:sz w:val="18"/>
+                <w:szCs w:val="18"/>
+              </w:rPr>
               <w:t>{customer_signatory_name}</w:t>
             </w:r>
           </w:p>
@@ -6093,6 +6133,11 @@
               </w:rPr>
             </w:pPr>
             <w:r>
+              <w:rPr>
+                <w:rFonts w:ascii="Arial" w:eastAsia="Arial" w:hAnsi="Arial" w:cs="Arial"/>
+                <w:sz w:val="18"/>
+                <w:szCs w:val="18"/>
+              </w:rPr>
               <w:t>{provider_signatory_title_display}</w:t>
             </w:r>
           </w:p>
@@ -6146,6 +6191,11 @@
               </w:rPr>
             </w:pPr>
             <w:r>
+              <w:rPr>
+                <w:rFonts w:ascii="Arial" w:eastAsia="Arial" w:hAnsi="Arial" w:cs="Arial"/>
+                <w:sz w:val="18"/>
+                <w:szCs w:val="18"/>
+              </w:rPr>
               <w:t>{customer_signatory_title_display}</w:t>
             </w:r>
           </w:p>
@@ -6233,6 +6283,11 @@
               </w:rPr>
             </w:pPr>
             <w:r>
+              <w:rPr>
+                <w:rFonts w:ascii="Arial" w:eastAsia="Arial" w:hAnsi="Arial" w:cs="Arial"/>
+                <w:sz w:val="18"/>
+                <w:szCs w:val="18"/>
+              </w:rPr>
               <w:t>{provider_signatory_email}</w:t>
             </w:r>
           </w:p>
@@ -6286,6 +6341,11 @@
               </w:rPr>
             </w:pPr>
             <w:r>
+              <w:rPr>
+                <w:rFonts w:ascii="Arial" w:eastAsia="Arial" w:hAnsi="Arial" w:cs="Arial"/>
+                <w:sz w:val="18"/>
+                <w:szCs w:val="18"/>
+              </w:rPr>
               <w:t>{customer_signatory_email}</w:t>
             </w:r>
           </w:p>
